--- a/manuscript/incob2026/bioadv-metbit.docx
+++ b/manuscript/incob2026/bioadv-metbit.docx
@@ -269,7 +269,21 @@
               <w:t>1</w:t>
             </w:r>
             <w:r>
-              <w:t>H NMR metabolomics requires reproducible integration of spectral preprocessing, normalization, chemometrics, validation, and biological interpretation. These steps often remain split across vendor software and statistical tools, limiting reproducibility and scalability as cohort sizes approach biobank scale.</w:t>
+              <w:t xml:space="preserve">H NMR metabolomics requires reproducible integration of spectral preprocessing, </w:t>
+            </w:r>
+            <w:proofErr w:type="spellStart"/>
+            <w:r>
+              <w:t>normali</w:t>
+            </w:r>
+            <w:r>
+              <w:t>sa</w:t>
+            </w:r>
+            <w:r>
+              <w:t>tion</w:t>
+            </w:r>
+            <w:proofErr w:type="spellEnd"/>
+            <w:r>
+              <w:t>, chemometrics, validation, and biological interpretation. These steps often remain split across vendor software and statistical tools, limiting reproducibility and scalability as cohort sizes approach biobank scale.</w:t>
             </w:r>
           </w:p>
           <w:p>
@@ -283,15 +297,43 @@
               <w:t>Results:</w:t>
             </w:r>
             <w:r>
-              <w:t xml:space="preserve"> We present metbit version 9.0.0, an open-source Python package that unifies raw FID NMR preprocessing, probabilistic quotient normalization, multiplicative scatter correction, </w:t>
+              <w:t xml:space="preserve"> We present metbit version 9.0.0, an open-source Python package that unifies raw FID NMR preprocessing, probabilistic quotient </w:t>
             </w:r>
             <w:proofErr w:type="spellStart"/>
             <w:r>
+              <w:t>normali</w:t>
+            </w:r>
+            <w:r>
+              <w:t>sa</w:t>
+            </w:r>
+            <w:r>
+              <w:t>tion</w:t>
+            </w:r>
+            <w:proofErr w:type="spellEnd"/>
+            <w:r>
+              <w:t xml:space="preserve">, multiplicative scatter correction, </w:t>
+            </w:r>
+            <w:proofErr w:type="spellStart"/>
+            <w:r>
               <w:t>icoshift</w:t>
             </w:r>
             <w:proofErr w:type="spellEnd"/>
             <w:r>
-              <w:t xml:space="preserve"> alignment, PCA, exploratory OPLS-DA, VIP scoring, statistical total correlation spectroscopy (STOCSY), and interactive visualization in a scriptable workflow. Version 9.0.0 introduces a four-tier auto-dispatch compute backend that selects GPU acceleration through </w:t>
+              <w:t xml:space="preserve"> alignment, PCA, exploratory OPLS-DA, VIP scoring, statistical total correlation spectroscopy (STOCSY), and interactive </w:t>
+            </w:r>
+            <w:proofErr w:type="spellStart"/>
+            <w:r>
+              <w:t>visuali</w:t>
+            </w:r>
+            <w:r>
+              <w:t>sa</w:t>
+            </w:r>
+            <w:r>
+              <w:t>tion</w:t>
+            </w:r>
+            <w:proofErr w:type="spellEnd"/>
+            <w:r>
+              <w:t xml:space="preserve"> in a scriptable workflow. Version 9.0.0 introduces a four-tier auto-dispatch compute backend that selects GPU acceleration through </w:t>
             </w:r>
             <w:proofErr w:type="spellStart"/>
             <w:r>
@@ -397,10 +439,7 @@
         </w:numPr>
       </w:pPr>
       <w:r>
-        <w:t xml:space="preserve">1. </w:t>
-      </w:r>
-      <w:r>
-        <w:t>Introduction</w:t>
+        <w:t>1. Introduction</w:t>
       </w:r>
     </w:p>
     <w:p>
@@ -428,11 +467,39 @@
         <w:pStyle w:val="para1"/>
       </w:pPr>
       <w:r>
-        <w:t xml:space="preserve">The analytical sequence involves multiple dependent stages. Phase and baseline correction affect spectral line shapes and background; normalization adjusts for sample-to-sample dilution differences; peak alignment corrects chemical-shift drift; unsupervised methods such as Principal Component Analysis (PCA) reveal dominant variance structure and batch effects; and supervised methods such as Orthogonal Partial Least Squares Discriminant Analysis (OPLS-DA) quantify group-discriminatory variation. Cross-validation and permutation testing are needed to assess model stability and guard against overfitting, while Variable Importance in Projection (VIP) scores prioritize discriminatory resonances (Huang et al., 2022; Powers et al., 2024). Statistical Total Correlation Spectroscopy (STOCSY) identifies resonances that co-vary </w:t>
+        <w:t xml:space="preserve">The analytical sequence involves multiple dependent stages. Phase and baseline correction affect spectral line shapes and background; </w:t>
+      </w:r>
+      <w:proofErr w:type="spellStart"/>
+      <w:r>
+        <w:t>normali</w:t>
+      </w:r>
+      <w:r>
+        <w:t>sa</w:t>
+      </w:r>
+      <w:r>
+        <w:t>tion</w:t>
+      </w:r>
+      <w:proofErr w:type="spellEnd"/>
+      <w:r>
+        <w:t xml:space="preserve"> adjusts for sample-to-sample dilution differences; peak alignment corrects chemical-shift drift; unsupervised methods such as Principal Component Analysis (PCA) reveal dominant variance structure and batch effects; and supervised methods such as Orthogonal Partial Least Squares Discriminant Analysis (OPLS-DA) quantify group-discriminatory variation. Cross-validation and permutation testing are needed to assess model stability and guard against overfitting, while Variable Importance in Projection (VIP) scores prioritize discriminatory resonances (Huang et al., 2022; Powers et al., 2024). Statistical Total Correlation Spectroscopy (STOCSY) identifies resonances that co-vary </w:t>
       </w:r>
       <w:r>
         <w:lastRenderedPageBreak/>
-        <w:t>with a selected anchor and thereby supports metabolite identification (Cloarec et al., 2005). A recent systematic review found substantial heterogeneity in NMR metabolomics practice, including data processing, normalization, statistical validation, and reporting (Huang et al., 2022). When these interdependent steps are distributed across instrument software, spreadsheets, and separate statistical packages, analytical decisions are difficult to document and reconstruct, limiting reproducibility and transparent reporting (Powers et al., 2024).</w:t>
+        <w:t xml:space="preserve">with a selected anchor and thereby supports metabolite identification (Cloarec et al., 2005). A recent systematic review found substantial heterogeneity in NMR metabolomics practice, including data processing, </w:t>
+      </w:r>
+      <w:proofErr w:type="spellStart"/>
+      <w:r>
+        <w:t>normali</w:t>
+      </w:r>
+      <w:r>
+        <w:t>sa</w:t>
+      </w:r>
+      <w:r>
+        <w:t>tion</w:t>
+      </w:r>
+      <w:proofErr w:type="spellEnd"/>
+      <w:r>
+        <w:t>, statistical validation, and reporting (Huang et al., 2022). When these interdependent steps are distributed across instrument software, spreadsheets, and separate statistical packages, analytical decisions are difficult to document and reconstruct, limiting reproducibility and transparent reporting (Powers et al., 2024).</w:t>
       </w:r>
     </w:p>
     <w:p>
@@ -454,7 +521,21 @@
         <w:pStyle w:val="para1"/>
       </w:pPr>
       <w:r>
-        <w:t>Several open-source tools address parts of the NMR metabolomics workflow. NMRglue provides access to and manipulation of NMR data formats (Helmus and Jaroniec, 2013). pybaselines implements baseline-correction algorithms (Erb, 2022). MetaboAnalyst provides metabolomics statistics, pathway analysis, and visualization through web and R-based interfaces (Pang et al., 2022), while NMRProcFlow supports interactive processing of one-dimensional NMR spectra (Jacob et al., 2017). These tools differ in scope, deployment model, and programming interface. metbit was developed to provide an additional Python-native option that connects commonly used NMR preprocessing, chemometric, validation, and interpretation steps within one local workflow, and version 9.0.0 extends this with explicit support for large-cohort datasets.</w:t>
+        <w:t xml:space="preserve">Several open-source tools address parts of the NMR metabolomics workflow. NMRglue provides access to and manipulation of NMR data formats (Helmus and Jaroniec, 2013). pybaselines implements baseline-correction algorithms (Erb, 2022). MetaboAnalyst provides metabolomics statistics, pathway analysis, and </w:t>
+      </w:r>
+      <w:proofErr w:type="spellStart"/>
+      <w:r>
+        <w:t>visuali</w:t>
+      </w:r>
+      <w:r>
+        <w:t>sa</w:t>
+      </w:r>
+      <w:r>
+        <w:t>tion</w:t>
+      </w:r>
+      <w:proofErr w:type="spellEnd"/>
+      <w:r>
+        <w:t xml:space="preserve"> through web and R-based interfaces (Pang et al., 2022), while NMRProcFlow supports interactive processing of one-dimensional NMR spectra (Jacob et al., 2017). These tools differ in scope, deployment model, and programming interface. metbit was developed to provide an additional Python-native option that connects commonly used NMR preprocessing, chemometric, validation, and interpretation steps within one local workflow, and version 9.0.0 extends this with explicit support for large-cohort datasets.</w:t>
       </w:r>
     </w:p>
     <w:p>
@@ -475,10 +556,7 @@
         <w:ind w:left="357" w:hanging="357"/>
       </w:pPr>
       <w:r>
-        <w:t xml:space="preserve">2. </w:t>
-      </w:r>
-      <w:r>
-        <w:t>Methods</w:t>
+        <w:t>2. Methods</w:t>
       </w:r>
     </w:p>
     <w:p>
@@ -499,10 +577,62 @@
         <w:pStyle w:val="para-first"/>
       </w:pPr>
       <w:r>
-        <w:t xml:space="preserve">metbit (version 9.0.0) is implemented in Python 3.10 and later. It is organised as a flat-namespace package with distinct modules corresponding to stages of the NMR metabolomics workflow: nmr_preprocessing, normalization, alignment, pca, opls_da, stocsy, and utils, together with a new large_scale module and an auto-dispatch compute backend. Module-level classes accept pandas DataFrames or NumPy arrays as primary inputs, enabling direct compatibility with standard Python data-science workflows. Each modeling class returns fitted objects that expose plots, statistics, and intermediate arrays, so downstream analyses can be driven </w:t>
-      </w:r>
-      <w:r>
-        <w:t xml:space="preserve">by the same in-memory objects that generated visualizations. The package is released under the MIT license, versioned through Git and published on PyPI, and its documentation is built and hosted at </w:t>
+        <w:t xml:space="preserve">metbit (version 9.0.0) is implemented in Python 3.10 and later. It is organised as a flat-namespace package with distinct modules corresponding to stages of the NMR metabolomics workflow: </w:t>
+      </w:r>
+      <w:proofErr w:type="spellStart"/>
+      <w:r>
+        <w:t>nmr_preprocessing</w:t>
+      </w:r>
+      <w:proofErr w:type="spellEnd"/>
+      <w:r>
+        <w:t xml:space="preserve">, </w:t>
+      </w:r>
+      <w:proofErr w:type="spellStart"/>
+      <w:r>
+        <w:t>normali</w:t>
+      </w:r>
+      <w:r>
+        <w:t>sa</w:t>
+      </w:r>
+      <w:r>
+        <w:t>tion</w:t>
+      </w:r>
+      <w:proofErr w:type="spellEnd"/>
+      <w:r>
+        <w:t xml:space="preserve">, alignment, </w:t>
+      </w:r>
+      <w:proofErr w:type="spellStart"/>
+      <w:r>
+        <w:t>pca</w:t>
+      </w:r>
+      <w:proofErr w:type="spellEnd"/>
+      <w:r>
+        <w:t xml:space="preserve">, </w:t>
+      </w:r>
+      <w:proofErr w:type="spellStart"/>
+      <w:r>
+        <w:t>opls_da</w:t>
+      </w:r>
+      <w:proofErr w:type="spellEnd"/>
+      <w:r>
+        <w:t xml:space="preserve">, stocsy, and utils, together with a new large_scale module and an auto-dispatch compute backend. Module-level classes accept pandas DataFrames or NumPy arrays as primary inputs, enabling direct compatibility with standard Python data-science workflows. Each modeling class returns fitted objects that expose plots, statistics, and intermediate arrays, so downstream analyses can be driven </w:t>
+      </w:r>
+      <w:r>
+        <w:t xml:space="preserve">by the same in-memory objects that generated </w:t>
+      </w:r>
+      <w:proofErr w:type="spellStart"/>
+      <w:r>
+        <w:t>visuali</w:t>
+      </w:r>
+      <w:r>
+        <w:t>sa</w:t>
+      </w:r>
+      <w:r>
+        <w:t>tions</w:t>
+      </w:r>
+      <w:proofErr w:type="spellEnd"/>
+      <w:r>
+        <w:t xml:space="preserve">. The package is released under the MIT license, versioned through Git and published on PyPI, and its documentation is built and hosted at </w:t>
       </w:r>
       <w:hyperlink r:id="rId19" w:history="1">
         <w:r>
@@ -531,7 +661,35 @@
         <w:pStyle w:val="para-first"/>
       </w:pPr>
       <w:r>
-        <w:t>Raw Bruker FID directories are handled by the nmr_preprocessing module. The pipeline removes digital filter artifacts, applies zero filling to the next power of two, executes the Fourier transform, performs automated phase correction using entropy minimization (Chen et al., 2002), applies asymmetrically reweighted penalised least squares (arPLS) baseline correction (Baek et al., 2015) as implemented in pybaselines (Erb, 2022), and calibrates the chemical-shift axis to an internal reference. Users who have already processed their spectra in instrument software can begin directly at the normalization or modeling stage by providing a sample-by-variable pandas DataFrame. This flexibility allows metbit to be incorporated into existing laboratory workflows without repeating upstream steps.</w:t>
+        <w:t xml:space="preserve">Raw Bruker FID directories are handled by the nmr_preprocessing module. The pipeline removes digital filter artifacts, applies zero filling to the next power of two, executes the Fourier transform, performs automated phase correction using entropy </w:t>
+      </w:r>
+      <w:proofErr w:type="spellStart"/>
+      <w:r>
+        <w:t>minimi</w:t>
+      </w:r>
+      <w:r>
+        <w:t>sa</w:t>
+      </w:r>
+      <w:r>
+        <w:t>tion</w:t>
+      </w:r>
+      <w:proofErr w:type="spellEnd"/>
+      <w:r>
+        <w:t xml:space="preserve"> (Chen et al., 2002), applies asymmetrically reweighted penalised least squares (arPLS) baseline correction (Baek et al., 2015) as implemented in pybaselines (Erb, 2022), and calibrates the chemical-shift axis to an internal reference. Users who have already processed their spectra in instrument software can begin directly at the </w:t>
+      </w:r>
+      <w:proofErr w:type="spellStart"/>
+      <w:r>
+        <w:t>normali</w:t>
+      </w:r>
+      <w:r>
+        <w:t>sa</w:t>
+      </w:r>
+      <w:r>
+        <w:t>tion</w:t>
+      </w:r>
+      <w:proofErr w:type="spellEnd"/>
+      <w:r>
+        <w:t xml:space="preserve"> or modeling stage by providing a sample-by-variable pandas DataFrame. This flexibility allows metbit to be incorporated into existing laboratory workflows without repeating upstream steps.</w:t>
       </w:r>
     </w:p>
     <w:p>
@@ -544,7 +702,21 @@
         <w:ind w:left="360" w:hanging="360"/>
       </w:pPr>
       <w:r>
-        <w:t>2.3 Normalization and Alignment</w:t>
+        <w:t xml:space="preserve">2.3 </w:t>
+      </w:r>
+      <w:proofErr w:type="spellStart"/>
+      <w:r>
+        <w:t>Normali</w:t>
+      </w:r>
+      <w:r>
+        <w:t>sa</w:t>
+      </w:r>
+      <w:r>
+        <w:t>tion</w:t>
+      </w:r>
+      <w:proofErr w:type="spellEnd"/>
+      <w:r>
+        <w:t xml:space="preserve"> and Alignment</w:t>
       </w:r>
     </w:p>
     <w:p>
@@ -552,7 +724,63 @@
         <w:pStyle w:val="para-first"/>
       </w:pPr>
       <w:r>
-        <w:t>metbit implements three normalization methods. Probabilistic Quotient Normalization (PQN; Dieterle et al., 2006) derives a sample-specific dilution factor relative to a reference spectrum, providing robust correction for unequal sample concentrations without amplifying noise. Multiplicative Scatter Correction (MSC; Martens and Stark, 1991) aligns each spectrum to a reference using a linear least-squares fit, suppressing multiplicative scatter contributions. Total Spectral Area (TSA) normalization scales each spectrum to a fixed integral. The choice of normalization strategy affects downstream multivariate models, and the appropriateness of each method depends on the biological matrix and expected variation structure (van den Berg et al., 2006). For chemical-shift alignment, metbit applies the interval correlation-optimised shifting algorithm (icoshift; Savorani et al., 2010), which maximizes inter-sample correlations within user-defined spectral intervals. A scikit-learn-compatible PeakAligner transformer class wraps icoshift, enabling alignment to be embedded in cross-validated pipelines or preprocessing grids. In version 9.0.0, the icoshift_align function was revised to allocate a single output array rather than creating two successive full-matrix copies, eliminating an intermediate allocation equal in size to the input matrix.</w:t>
+        <w:t xml:space="preserve">metbit implements three </w:t>
+      </w:r>
+      <w:proofErr w:type="spellStart"/>
+      <w:r>
+        <w:t>normali</w:t>
+      </w:r>
+      <w:r>
+        <w:t>sa</w:t>
+      </w:r>
+      <w:r>
+        <w:t>tion</w:t>
+      </w:r>
+      <w:proofErr w:type="spellEnd"/>
+      <w:r>
+        <w:t xml:space="preserve"> methods. Probabilistic Quotient </w:t>
+      </w:r>
+      <w:proofErr w:type="spellStart"/>
+      <w:r>
+        <w:t>Normali</w:t>
+      </w:r>
+      <w:r>
+        <w:t>sa</w:t>
+      </w:r>
+      <w:r>
+        <w:t>tion</w:t>
+      </w:r>
+      <w:proofErr w:type="spellEnd"/>
+      <w:r>
+        <w:t xml:space="preserve"> (PQN; Dieterle et al., 2006) derives a sample-specific dilution factor relative to a reference spectrum, providing robust correction for unequal sample concentrations without amplifying noise. Multiplicative Scatter Correction (MSC; Martens and Stark, 1991) aligns each spectrum to a reference using a linear least-squares fit, suppressing multiplicative scatter contributions. Total Spectral Area (TSA) </w:t>
+      </w:r>
+      <w:proofErr w:type="spellStart"/>
+      <w:r>
+        <w:t>normali</w:t>
+      </w:r>
+      <w:r>
+        <w:t>sa</w:t>
+      </w:r>
+      <w:r>
+        <w:t>tion</w:t>
+      </w:r>
+      <w:proofErr w:type="spellEnd"/>
+      <w:r>
+        <w:t xml:space="preserve"> scales each spectrum to a fixed integral. The choice of </w:t>
+      </w:r>
+      <w:proofErr w:type="spellStart"/>
+      <w:r>
+        <w:t>normali</w:t>
+      </w:r>
+      <w:r>
+        <w:t>sa</w:t>
+      </w:r>
+      <w:r>
+        <w:t>tion</w:t>
+      </w:r>
+      <w:proofErr w:type="spellEnd"/>
+      <w:r>
+        <w:t xml:space="preserve"> strategy affects downstream multivariate models, and the appropriateness of each method depends on the biological matrix and expected variation structure (van den Berg et al., 2006). For chemical-shift alignment, metbit applies the interval correlation-optimised shifting algorithm (icoshift; Savorani et al., 2010), which maximizes inter-sample correlations within user-defined spectral intervals. A scikit-learn-compatible PeakAligner transformer class wraps icoshift, enabling alignment to be embedded in cross-validated pipelines or preprocessing grids. In version 9.0.0, the icoshift_align function was revised to allocate a single output array rather than creating two successive full-matrix copies, eliminating an intermediate allocation equal in size to the input matrix.</w:t>
       </w:r>
     </w:p>
     <w:p>
@@ -573,7 +801,21 @@
         <w:pStyle w:val="para-first"/>
       </w:pPr>
       <w:r>
-        <w:t>PCA is implemented via the pca class, which wraps the scikit-learn PCA decomposition with NMR-specific visualization. Users specify the spectral matrix and a group label Series; the class fits the decomposition, computes cumulative explained variance, and generates scores plots, loading plots, and trajectory plots through Plotly. Interactive hover labels display sample identifiers, group annotations, and chemical-shift positions, supporting rapid identification of outliers and batch effects before supervised modeling.</w:t>
+        <w:t xml:space="preserve">PCA is implemented via the pca class, which wraps the scikit-learn PCA decomposition with NMR-specific </w:t>
+      </w:r>
+      <w:proofErr w:type="spellStart"/>
+      <w:r>
+        <w:t>visuali</w:t>
+      </w:r>
+      <w:r>
+        <w:t>sa</w:t>
+      </w:r>
+      <w:r>
+        <w:t>tion</w:t>
+      </w:r>
+      <w:proofErr w:type="spellEnd"/>
+      <w:r>
+        <w:t>. Users specify the spectral matrix and a group label Series; the class fits the decomposition, computes cumulative explained variance, and generates scores plots, loading plots, and trajectory plots through Plotly. Interactive hover labels display sample identifiers, group annotations, and chemical-shift positions, supporting rapid identification of outliers and batch effects before supervised modeling.</w:t>
       </w:r>
     </w:p>
     <w:p>
@@ -625,7 +867,21 @@
       </w:r>
       <w:r>
         <w:lastRenderedPageBreak/>
-        <w:t>introduces a dtype parameter that accepts numpy.float32 to halve peak memory allocation; when dtype=None (the default), float32 is selected automatically when the product of samples and features exceeds 5,000,000 elements. The class initialization was also revised to perform NaN replacement in-place on a single numpy array allocation rather than creating a second full-matrix copy during construction. The current permutation_test utility calls scikit-learn's permutation_test_score on a PLS regression estimator. It therefore evaluates the estimator's default score and should not be interpreted as a permutation test of the custom OPLS Q</w:t>
+        <w:t xml:space="preserve">introduces a dtype parameter that accepts numpy.float32 to halve peak memory allocation; when dtype=None (the default), float32 is selected automatically when the product of samples and features exceeds 5,000,000 elements. The class </w:t>
+      </w:r>
+      <w:proofErr w:type="spellStart"/>
+      <w:r>
+        <w:t>initiali</w:t>
+      </w:r>
+      <w:r>
+        <w:t>sa</w:t>
+      </w:r>
+      <w:r>
+        <w:t>tion</w:t>
+      </w:r>
+      <w:proofErr w:type="spellEnd"/>
+      <w:r>
+        <w:t xml:space="preserve"> was also revised to perform NaN replacement in-place on a single numpy array allocation rather than creating a second full-matrix copy during construction. The current permutation_test utility calls scikit-learn's permutation_test_score on a PLS regression estimator. It therefore evaluates the estimator's default score and should not be interpreted as a permutation test of the custom OPLS Q</w:t>
       </w:r>
       <w:r>
         <w:rPr>
@@ -668,7 +924,21 @@
         <w:ind w:left="360" w:hanging="360"/>
       </w:pPr>
       <w:r>
-        <w:t>2.7 Interactive Visualization and Dash Applications</w:t>
+        <w:t xml:space="preserve">2.7 Interactive </w:t>
+      </w:r>
+      <w:proofErr w:type="spellStart"/>
+      <w:r>
+        <w:t>Visuali</w:t>
+      </w:r>
+      <w:r>
+        <w:t>sa</w:t>
+      </w:r>
+      <w:r>
+        <w:t>tion</w:t>
+      </w:r>
+      <w:proofErr w:type="spellEnd"/>
+      <w:r>
+        <w:t xml:space="preserve"> and Dash Applications</w:t>
       </w:r>
     </w:p>
     <w:p>
@@ -676,7 +946,21 @@
         <w:pStyle w:val="para-first"/>
       </w:pPr>
       <w:r>
-        <w:t>All visualizations are produced with Plotly, delivering HTML-embedded interactive outputs that can be shared without a running Python server. Four local Dash applications are included: a STOCSY explorer, a spectral annotation interface for chemical-shift regions of interest, a peak-selection tool, and a model-comparison dashboard. These applications are launched with a single function call and run on localhost, making them accessible in environments where server deployment is not feasible.</w:t>
+        <w:t xml:space="preserve">All </w:t>
+      </w:r>
+      <w:proofErr w:type="spellStart"/>
+      <w:r>
+        <w:t>visuali</w:t>
+      </w:r>
+      <w:r>
+        <w:t>sa</w:t>
+      </w:r>
+      <w:r>
+        <w:t>tions</w:t>
+      </w:r>
+      <w:proofErr w:type="spellEnd"/>
+      <w:r>
+        <w:t xml:space="preserve"> are produced with Plotly, delivering HTML-embedded interactive outputs that can be shared without a running Python server. Four local Dash applications are included: a STOCSY explorer, a spectral annotation interface for chemical-shift regions of interest, a peak-selection tool, and a model-comparison dashboard. These applications are launched with a single function call and run on localhost, making them accessible in environments where server deployment is not feasible.</w:t>
       </w:r>
     </w:p>
     <w:p>
@@ -697,7 +981,21 @@
         <w:pStyle w:val="para-first"/>
       </w:pPr>
       <w:r>
-        <w:t xml:space="preserve">Version 9.0.0 introduces a tiered auto-dispatch compute backend to address the memory and throughput constraints that arise with large metabolomics cohorts. The backend is implemented across two components: a compiled C extension (_native_backend.c) and a Python dispatch layer (_native.py). When the package is installed, the C extension is compiled with optimization flags (-O3, -march=native, and -ffast-math). OpenMP parallelism is enabled when supported by the compiler. The build system detects OpenMP availability at installation time and </w:t>
+        <w:t xml:space="preserve">Version 9.0.0 introduces a tiered auto-dispatch compute backend to address the memory and throughput constraints that arise with large metabolomics cohorts. The backend is implemented across two components: a compiled C extension (_native_backend.c) and a Python dispatch layer (_native.py). When the package is installed, the C extension is compiled with </w:t>
+      </w:r>
+      <w:proofErr w:type="spellStart"/>
+      <w:r>
+        <w:t>optimi</w:t>
+      </w:r>
+      <w:r>
+        <w:t>sa</w:t>
+      </w:r>
+      <w:r>
+        <w:t>tion</w:t>
+      </w:r>
+      <w:proofErr w:type="spellEnd"/>
+      <w:r>
+        <w:t xml:space="preserve"> flags (-O3, -march=native, and -ffast-math). OpenMP parallelism is enabled when supported by the compiler. The build system detects OpenMP availability at installation time and </w:t>
       </w:r>
       <w:r>
         <w:t>gracefully falls back to a single-threaded build when OpenMP is unavailable.</w:t>
@@ -1466,7 +1764,35 @@
         <w:pStyle w:val="para1"/>
       </w:pPr>
       <w:r>
-        <w:t>Raw Bruker FID archives were processed with digital-filter removal, zero filling, Fourier transformation, ACME phase correction (Chen et al., 2002), arPLS baseline correction (Baek et al., 2015), TSP calibration, and icoshift alignment. PQN normalization was then applied to the complete spectral matrix, followed by Pareto-scaled PCA and a two-component OPLS-DA model. The exploratory implementation used sample-level seven-fold cross-validation; it did not group repeated observations by participant, and normalization and alignment were not refitted within each training fold. These choices can leak information across folds and produce optimistic statistics. Accordingly, R</w:t>
+        <w:t xml:space="preserve">Raw Bruker FID archives were processed with digital-filter removal, zero filling, Fourier transformation, ACME phase correction (Chen et al., 2002), arPLS baseline correction (Baek et al., 2015), TSP calibration, and icoshift alignment. PQN </w:t>
+      </w:r>
+      <w:proofErr w:type="spellStart"/>
+      <w:r>
+        <w:t>normali</w:t>
+      </w:r>
+      <w:r>
+        <w:t>sa</w:t>
+      </w:r>
+      <w:r>
+        <w:t>tion</w:t>
+      </w:r>
+      <w:proofErr w:type="spellEnd"/>
+      <w:r>
+        <w:t xml:space="preserve"> was then applied to the complete spectral matrix, followed by Pareto-scaled PCA and a two-component OPLS-DA model. The exploratory implementation used sample-level seven-fold cross-validation; it did not group repeated observations by participant, and </w:t>
+      </w:r>
+      <w:proofErr w:type="spellStart"/>
+      <w:r>
+        <w:t>normali</w:t>
+      </w:r>
+      <w:r>
+        <w:t>sa</w:t>
+      </w:r>
+      <w:r>
+        <w:t>tion</w:t>
+      </w:r>
+      <w:proofErr w:type="spellEnd"/>
+      <w:r>
+        <w:t xml:space="preserve"> and alignment were not refitted within each training fold. These choices can leak information across folds and produce optimistic statistics. Accordingly, R</w:t>
       </w:r>
       <w:r>
         <w:rPr>
@@ -1484,7 +1810,21 @@
         <w:t>2</w:t>
       </w:r>
       <w:r>
-        <w:t>, predictive-score AUROC, and VIP rankings are reported only to document software output. They are not interpreted as estimates of disease discrimination or generalizability. The permutation output was excluded because the implemented test did not evaluate the same OPLS Q</w:t>
+        <w:t xml:space="preserve">, predictive-score AUROC, and VIP rankings are reported only to document software output. They are not interpreted as estimates of disease discrimination or </w:t>
+      </w:r>
+      <w:proofErr w:type="spellStart"/>
+      <w:r>
+        <w:t>generali</w:t>
+      </w:r>
+      <w:r>
+        <w:t>sa</w:t>
+      </w:r>
+      <w:r>
+        <w:t>bility</w:t>
+      </w:r>
+      <w:proofErr w:type="spellEnd"/>
+      <w:r>
+        <w:t>. The permutation output was excluded because the implemented test did not evaluate the same OPLS Q</w:t>
       </w:r>
       <w:r>
         <w:rPr>
@@ -1506,10 +1846,7 @@
         <w:ind w:left="357" w:hanging="357"/>
       </w:pPr>
       <w:r>
-        <w:t xml:space="preserve">3. </w:t>
-      </w:r>
-      <w:r>
-        <w:t>Results</w:t>
+        <w:t>3. Results</w:t>
       </w:r>
     </w:p>
     <w:p>
@@ -1530,7 +1867,35 @@
         <w:pStyle w:val="para-first"/>
       </w:pPr>
       <w:r>
-        <w:t>The metbit workflow progresses through common tabular structures. A spectral matrix enters normalization and alignment, PCA summarizes major variance, OPLS-DA provides exploratory supervised modeling, and VIP scoring and STOCSY support variable prioritization and correlation-based spectral inspection. Because each stage accepts standard DataFrames or arrays, the workflow can be recorded and embedded in analysis scripts. Valid inferential use nevertheless requires study-specific control of batch effects, participant grouping, and fold-wise preprocessing.</w:t>
+        <w:t xml:space="preserve">The metbit workflow progresses through common tabular structures. A spectral matrix enters </w:t>
+      </w:r>
+      <w:proofErr w:type="spellStart"/>
+      <w:r>
+        <w:t>normali</w:t>
+      </w:r>
+      <w:r>
+        <w:t>sa</w:t>
+      </w:r>
+      <w:r>
+        <w:t>tion</w:t>
+      </w:r>
+      <w:proofErr w:type="spellEnd"/>
+      <w:r>
+        <w:t xml:space="preserve"> and alignment, PCA summarizes major variance, OPLS-DA provides exploratory supervised modeling, and VIP scoring and STOCSY support variable </w:t>
+      </w:r>
+      <w:proofErr w:type="spellStart"/>
+      <w:r>
+        <w:t>prioriti</w:t>
+      </w:r>
+      <w:r>
+        <w:t>sa</w:t>
+      </w:r>
+      <w:r>
+        <w:t>tion</w:t>
+      </w:r>
+      <w:proofErr w:type="spellEnd"/>
+      <w:r>
+        <w:t xml:space="preserve"> and correlation-based spectral inspection. Because each stage accepts standard DataFrames or arrays, the workflow can be recorded and embedded in analysis scripts. Valid inferential use nevertheless requires study-specific control of batch effects, participant grouping, and fold-wise preprocessing.</w:t>
       </w:r>
     </w:p>
     <w:p>
@@ -5596,8 +5961,31 @@
                 <w:sz w:val="16"/>
                 <w:szCs w:val="16"/>
               </w:rPr>
-              <w:t>PQN / MSC normalization</w:t>
-            </w:r>
+              <w:t xml:space="preserve">PQN / MSC </w:t>
+            </w:r>
+            <w:proofErr w:type="spellStart"/>
+            <w:r>
+              <w:rPr>
+                <w:sz w:val="16"/>
+                <w:szCs w:val="16"/>
+              </w:rPr>
+              <w:t>normali</w:t>
+            </w:r>
+            <w:r>
+              <w:rPr>
+                <w:sz w:val="16"/>
+                <w:szCs w:val="16"/>
+              </w:rPr>
+              <w:t>sa</w:t>
+            </w:r>
+            <w:r>
+              <w:rPr>
+                <w:sz w:val="16"/>
+                <w:szCs w:val="16"/>
+              </w:rPr>
+              <w:t>tion</w:t>
+            </w:r>
+            <w:proofErr w:type="spellEnd"/>
           </w:p>
         </w:tc>
         <w:tc>
@@ -7480,10 +7868,7 @@
       </w:pPr>
       <w:r>
         <w:lastRenderedPageBreak/>
-        <w:t xml:space="preserve">4. </w:t>
-      </w:r>
-      <w:r>
-        <w:t>Discussion</w:t>
+        <w:t>4. Discussion</w:t>
       </w:r>
     </w:p>
     <w:p>
@@ -7491,7 +7876,35 @@
         <w:pStyle w:val="para-first"/>
       </w:pPr>
       <w:r>
-        <w:t>metbit addresses a practical reproducibility challenge in NMR metabolomics: the fragmentation of analytical steps across multiple software environments. By consolidating preprocessing, normalization, alignment, PCA, exploratory OPLS-DA, VIP scoring, STOCSY, and interactive visualization within a Python package, metbit allows an analytical sequence to be recorded, version-controlled, and rerun from a script. Version 9.0.0 extends this foundation with a scalable compute backend that addresses memory and throughput constraints arising in large metabolomics cohorts. Software integration does not by itself ensure valid inference, however. Recent reviews emphasize that reproducible metabolic phenotyping also requires explicit control of study design, batch effects, repeated observations, preprocessing leakage, model selection, and validation procedures (Blaise et al., 2021; Huang et al., 2022; Powers et al., 2024).</w:t>
+        <w:t xml:space="preserve">metbit addresses a practical reproducibility challenge in NMR metabolomics: the fragmentation of analytical steps across multiple software environments. By consolidating preprocessing, </w:t>
+      </w:r>
+      <w:proofErr w:type="spellStart"/>
+      <w:r>
+        <w:t>normali</w:t>
+      </w:r>
+      <w:r>
+        <w:t>sa</w:t>
+      </w:r>
+      <w:r>
+        <w:t>tion</w:t>
+      </w:r>
+      <w:proofErr w:type="spellEnd"/>
+      <w:r>
+        <w:t xml:space="preserve">, alignment, PCA, exploratory OPLS-DA, VIP scoring, STOCSY, and interactive </w:t>
+      </w:r>
+      <w:proofErr w:type="spellStart"/>
+      <w:r>
+        <w:t>visuali</w:t>
+      </w:r>
+      <w:r>
+        <w:t>sa</w:t>
+      </w:r>
+      <w:r>
+        <w:t>tion</w:t>
+      </w:r>
+      <w:proofErr w:type="spellEnd"/>
+      <w:r>
+        <w:t xml:space="preserve"> within a Python package, metbit allows an analytical sequence to be recorded, version-controlled, and rerun from a script. Version 9.0.0 extends this foundation with a scalable compute backend that addresses memory and throughput constraints arising in large metabolomics cohorts. Software integration does not by itself ensure valid inference, however. Recent reviews emphasize that reproducible metabolic phenotyping also requires explicit control of study design, batch effects, repeated observations, preprocessing leakage, model selection, and validation procedures (Blaise et al., 2021; Huang et al., 2022; Powers et al., 2024).</w:t>
       </w:r>
     </w:p>
     <w:p>
@@ -7513,7 +7926,21 @@
         <w:pStyle w:val="para1"/>
       </w:pPr>
       <w:r>
-        <w:t>The ChunkedSTOCSY class addresses a related constraint. At large feature counts, the standard STOCSY implementation constructs a full Plotly figure object with one data point per feature, which itself becomes a bottleneck in Python object allocation. ChunkedSTOCSY separates correlation computation from visualization and processes features in configurable batches, producing bit-identical results to the standard kernel while bounding peak memory and providing a 47-fold throughput advantage at 100 samples and 5,000 features. Users working with datasets at scales where the standard STOCSY completes in under a second will notice no meaningful difference; the ChunkedSTOCSY path becomes important when feature counts exceed approximately 100,000 on a typical workstation.</w:t>
+        <w:t xml:space="preserve">The ChunkedSTOCSY class addresses a related constraint. At large feature counts, the standard STOCSY implementation constructs a full Plotly figure object with one data point per feature, which itself becomes a bottleneck in Python object allocation. ChunkedSTOCSY separates correlation computation from </w:t>
+      </w:r>
+      <w:proofErr w:type="spellStart"/>
+      <w:r>
+        <w:t>visuali</w:t>
+      </w:r>
+      <w:r>
+        <w:t>sa</w:t>
+      </w:r>
+      <w:r>
+        <w:t>tion</w:t>
+      </w:r>
+      <w:proofErr w:type="spellEnd"/>
+      <w:r>
+        <w:t xml:space="preserve"> and processes features in configurable batches, producing bit-identical results to the standard kernel while bounding peak memory and providing a 47-fold throughput advantage at 100 samples and 5,000 features. Users working with datasets at scales where the standard STOCSY completes in under a second will notice no meaningful difference; the ChunkedSTOCSY path becomes important when feature counts exceed approximately 100,000 on a typical workstation.</w:t>
       </w:r>
     </w:p>
     <w:p>
@@ -7580,7 +8007,21 @@
         <w:t>2</w:t>
       </w:r>
       <w:r>
-        <w:t xml:space="preserve"> definition as the observed model, consistent with recent statistical guidance (Blaise et al., 2021; Debik et al., 2022; Powers et al., 2024). Third, the MTBLS1 case study cannot separate disease status from acquisition batch: all diabetes and control spectra belong to different acquisition series and periods. The dataset also contains repeated observations, but cross-validation was performed at the spectrum level rather than the participant level. In addition, alignment and PQN normalization were applied before cross-validation. These factors can substantially inflate apparent model performance, as highlighted in recent guidance on metabolomics study design and multivariate analysis (Blaise et al., 2021; </w:t>
+        <w:t xml:space="preserve"> definition as the observed model, consistent with recent statistical guidance (Blaise et al., 2021; Debik et al., 2022; Powers et al., 2024). Third, the MTBLS1 case study cannot separate disease status from acquisition batch: all diabetes and control spectra belong to different acquisition series and periods. The dataset also contains repeated observations, but cross-validation was performed at the spectrum level rather than the participant level. In addition, alignment and PQN </w:t>
+      </w:r>
+      <w:proofErr w:type="spellStart"/>
+      <w:r>
+        <w:t>normali</w:t>
+      </w:r>
+      <w:r>
+        <w:t>sa</w:t>
+      </w:r>
+      <w:r>
+        <w:t>tion</w:t>
+      </w:r>
+      <w:proofErr w:type="spellEnd"/>
+      <w:r>
+        <w:t xml:space="preserve"> were applied before cross-validation. These factors can substantially inflate apparent model performance, as highlighted in recent guidance on metabolomics study design and multivariate analysis (Blaise et al., 2021; </w:t>
       </w:r>
       <w:r>
         <w:lastRenderedPageBreak/>
@@ -7650,7 +8091,35 @@
         <w:pStyle w:val="para-first"/>
       </w:pPr>
       <w:r>
-        <w:t>metbit version 9.0.0 integrates NMR-oriented preprocessing, normalization, alignment, PCA, exploratory OPLS-DA, VIP ranking, STOCSY, and interactive visualization within a Python-native package that operates on standard tabular structures. The release introduces a four-tier auto-dispatch compute backend</w:t>
+        <w:t xml:space="preserve">metbit version 9.0.0 integrates NMR-oriented preprocessing, </w:t>
+      </w:r>
+      <w:proofErr w:type="spellStart"/>
+      <w:r>
+        <w:t>normali</w:t>
+      </w:r>
+      <w:r>
+        <w:t>sa</w:t>
+      </w:r>
+      <w:r>
+        <w:t>tion</w:t>
+      </w:r>
+      <w:proofErr w:type="spellEnd"/>
+      <w:r>
+        <w:t xml:space="preserve">, alignment, PCA, exploratory OPLS-DA, VIP ranking, STOCSY, and interactive </w:t>
+      </w:r>
+      <w:proofErr w:type="spellStart"/>
+      <w:r>
+        <w:t>visuali</w:t>
+      </w:r>
+      <w:r>
+        <w:t>sa</w:t>
+      </w:r>
+      <w:r>
+        <w:t>tion</w:t>
+      </w:r>
+      <w:proofErr w:type="spellEnd"/>
+      <w:r>
+        <w:t xml:space="preserve"> within a Python-native package that operates on standard tabular structures. The release introduces a four-tier auto-dispatch compute backend</w:t>
       </w:r>
       <w:r>
         <w:t xml:space="preserve">—GPU, </w:t>
@@ -7712,7 +8181,35 @@
         <w:pStyle w:val="AckText"/>
       </w:pPr>
       <w:r>
-        <w:t>Theerayut Bubpamala: Conceptualization; Software; Formal Analysis; Writing - Original Draft; Writing - Review and Editing; Visualization; Project Administration.</w:t>
+        <w:t xml:space="preserve">Theerayut Bubpamala: </w:t>
+      </w:r>
+      <w:proofErr w:type="spellStart"/>
+      <w:r>
+        <w:t>Conceptuali</w:t>
+      </w:r>
+      <w:r>
+        <w:t>sa</w:t>
+      </w:r>
+      <w:r>
+        <w:t>tion</w:t>
+      </w:r>
+      <w:proofErr w:type="spellEnd"/>
+      <w:r>
+        <w:t xml:space="preserve">; Software; Formal Analysis; Writing - Original Draft; Writing - Review and Editing; </w:t>
+      </w:r>
+      <w:proofErr w:type="spellStart"/>
+      <w:r>
+        <w:t>Visuali</w:t>
+      </w:r>
+      <w:r>
+        <w:t>sa</w:t>
+      </w:r>
+      <w:r>
+        <w:t>tion</w:t>
+      </w:r>
+      <w:proofErr w:type="spellEnd"/>
+      <w:r>
+        <w:t>; Project Administration.</w:t>
       </w:r>
     </w:p>
     <w:p>
@@ -7877,19 +8374,7 @@
           <w:rPr>
             <w:rStyle w:val="Hyperlink"/>
           </w:rPr>
-          <w:t>https://pypi.org/p</w:t>
-        </w:r>
-        <w:r>
-          <w:rPr>
-            <w:rStyle w:val="Hyperlink"/>
-          </w:rPr>
-          <w:t>r</w:t>
-        </w:r>
-        <w:r>
-          <w:rPr>
-            <w:rStyle w:val="Hyperlink"/>
-          </w:rPr>
-          <w:t>oject/metbit/</w:t>
+          <w:t>https://pypi.org/project/metbit/</w:t>
         </w:r>
       </w:hyperlink>
       <w:r>
@@ -7969,7 +8454,21 @@
         <w:pStyle w:val="RefText"/>
       </w:pPr>
       <w:r>
-        <w:t>Chen L, Weng Z, Goh L, Garland M. An efficient algorithm for automatic phase correction of NMR spectra based on entropy minimization. J Magn Reson 2002;158:164-8. https://doi.org/10.1016/S1090-7807(02)00069-1</w:t>
+        <w:t xml:space="preserve">Chen L, Weng Z, Goh L, Garland M. An efficient algorithm for automatic phase correction of NMR spectra based on entropy </w:t>
+      </w:r>
+      <w:proofErr w:type="spellStart"/>
+      <w:r>
+        <w:t>minimi</w:t>
+      </w:r>
+      <w:r>
+        <w:t>sa</w:t>
+      </w:r>
+      <w:r>
+        <w:t>tion</w:t>
+      </w:r>
+      <w:proofErr w:type="spellEnd"/>
+      <w:r>
+        <w:t>. J Magn Reson 2002;158:164-8. https://doi.org/10.1016/S1090-7807(02)00069-1</w:t>
       </w:r>
     </w:p>
     <w:p>
@@ -8002,7 +8501,21 @@
         <w:pStyle w:val="RefText"/>
       </w:pPr>
       <w:r>
-        <w:t xml:space="preserve">Dieterle F, Ross A, Schlotterbeck G, Senn H. Probabilistic quotient normalization as a robust method to account for dilution of complex biological mixtures. Application in </w:t>
+        <w:t xml:space="preserve">Dieterle F, Ross A, Schlotterbeck G, Senn H. Probabilistic quotient </w:t>
+      </w:r>
+      <w:proofErr w:type="spellStart"/>
+      <w:r>
+        <w:t>normali</w:t>
+      </w:r>
+      <w:r>
+        <w:t>sa</w:t>
+      </w:r>
+      <w:r>
+        <w:t>tion</w:t>
+      </w:r>
+      <w:proofErr w:type="spellEnd"/>
+      <w:r>
+        <w:t xml:space="preserve"> as a robust method to account for dilution of complex biological mixtures. Application in </w:t>
       </w:r>
       <w:r>
         <w:rPr>
@@ -11914,6 +12427,16 @@
 </file>
 
 <file path=customXml/item2.xml><?xml version="1.0" encoding="utf-8"?>
+<p:properties xmlns:p="http://schemas.microsoft.com/office/2006/metadata/properties" xmlns:xsi="http://www.w3.org/2001/XMLSchema-instance" xmlns:pc="http://schemas.microsoft.com/office/infopath/2007/PartnerControls">
+  <documentManagement/>
+</p:properties>
+</file>
+
+<file path=customXml/item3.xml><?xml version="1.0" encoding="utf-8"?>
+<b:Sources xmlns:b="http://schemas.openxmlformats.org/officeDocument/2006/bibliography" xmlns="http://schemas.openxmlformats.org/officeDocument/2006/bibliography" SelectedStyle="\APA.XSL" StyleName="APA Fifth Edition"/>
+</file>
+
+<file path=customXml/item4.xml><?xml version="1.0" encoding="utf-8"?>
 <ct:contentTypeSchema xmlns:ct="http://schemas.microsoft.com/office/2006/metadata/contentType" xmlns:ma="http://schemas.microsoft.com/office/2006/metadata/properties/metaAttributes" ct:_="" ma:_="" ma:contentTypeName="Unknown Document Type" ma:contentTypeID="0x010104" ma:contentTypeVersion="0" ma:contentTypeDescription="" ma:contentTypeScope="" ma:versionID="05d83ceaa0bbd2e3bc716e6e66bd857a">
   <xsd:schema xmlns:xsd="http://www.w3.org/2001/XMLSchema" xmlns:xs="http://www.w3.org/2001/XMLSchema" xmlns:p="http://schemas.microsoft.com/office/2006/metadata/properties" targetNamespace="http://schemas.microsoft.com/office/2006/metadata/properties" ma:root="true" ma:fieldsID="b3d69fe45253d5ff147bb69036b756a7">
     <xsd:element name="properties">
@@ -12027,16 +12550,6 @@
 </ct:contentTypeSchema>
 </file>
 
-<file path=customXml/item3.xml><?xml version="1.0" encoding="utf-8"?>
-<b:Sources xmlns:b="http://schemas.openxmlformats.org/officeDocument/2006/bibliography" xmlns="http://schemas.openxmlformats.org/officeDocument/2006/bibliography" SelectedStyle="\APA.XSL" StyleName="APA Fifth Edition"/>
-</file>
-
-<file path=customXml/item4.xml><?xml version="1.0" encoding="utf-8"?>
-<p:properties xmlns:p="http://schemas.microsoft.com/office/2006/metadata/properties" xmlns:xsi="http://www.w3.org/2001/XMLSchema-instance" xmlns:pc="http://schemas.microsoft.com/office/infopath/2007/PartnerControls">
-  <documentManagement/>
-</p:properties>
-</file>
-
 <file path=customXml/itemProps1.xml><?xml version="1.0" encoding="utf-8"?>
 <ds:datastoreItem xmlns:ds="http://schemas.openxmlformats.org/officeDocument/2006/customXml" ds:itemID="{821AD65B-4FA2-4E7A-9746-0E9B464C469C}">
   <ds:schemaRefs>
@@ -12046,16 +12559,9 @@
 </file>
 
 <file path=customXml/itemProps2.xml><?xml version="1.0" encoding="utf-8"?>
-<ds:datastoreItem xmlns:ds="http://schemas.openxmlformats.org/officeDocument/2006/customXml" ds:itemID="{68F22110-B6D4-4CF6-8239-5C9CF7C98423}">
+<ds:datastoreItem xmlns:ds="http://schemas.openxmlformats.org/officeDocument/2006/customXml" ds:itemID="{854C457E-367B-4519-AB38-647AF5CEE6D7}">
   <ds:schemaRefs>
-    <ds:schemaRef ds:uri="http://schemas.microsoft.com/office/2006/metadata/contentType"/>
-    <ds:schemaRef ds:uri="http://schemas.microsoft.com/office/2006/metadata/properties/metaAttributes"/>
-    <ds:schemaRef ds:uri="http://www.w3.org/2001/XMLSchema"/>
     <ds:schemaRef ds:uri="http://schemas.microsoft.com/office/2006/metadata/properties"/>
-    <ds:schemaRef ds:uri="http://schemas.openxmlformats.org/package/2006/metadata/core-properties"/>
-    <ds:schemaRef ds:uri="http://purl.org/dc/elements/1.1/"/>
-    <ds:schemaRef ds:uri="http://purl.org/dc/terms/"/>
-    <ds:schemaRef ds:uri="http://schemas.microsoft.com/internal/obd"/>
     <ds:schemaRef ds:uri="http://schemas.microsoft.com/office/infopath/2007/PartnerControls"/>
   </ds:schemaRefs>
 </ds:datastoreItem>
@@ -12070,9 +12576,16 @@
 </file>
 
 <file path=customXml/itemProps4.xml><?xml version="1.0" encoding="utf-8"?>
-<ds:datastoreItem xmlns:ds="http://schemas.openxmlformats.org/officeDocument/2006/customXml" ds:itemID="{854C457E-367B-4519-AB38-647AF5CEE6D7}">
+<ds:datastoreItem xmlns:ds="http://schemas.openxmlformats.org/officeDocument/2006/customXml" ds:itemID="{68F22110-B6D4-4CF6-8239-5C9CF7C98423}">
   <ds:schemaRefs>
+    <ds:schemaRef ds:uri="http://schemas.microsoft.com/office/2006/metadata/contentType"/>
+    <ds:schemaRef ds:uri="http://schemas.microsoft.com/office/2006/metadata/properties/metaAttributes"/>
+    <ds:schemaRef ds:uri="http://www.w3.org/2001/XMLSchema"/>
     <ds:schemaRef ds:uri="http://schemas.microsoft.com/office/2006/metadata/properties"/>
+    <ds:schemaRef ds:uri="http://schemas.openxmlformats.org/package/2006/metadata/core-properties"/>
+    <ds:schemaRef ds:uri="http://purl.org/dc/elements/1.1/"/>
+    <ds:schemaRef ds:uri="http://purl.org/dc/terms/"/>
+    <ds:schemaRef ds:uri="http://schemas.microsoft.com/internal/obd"/>
     <ds:schemaRef ds:uri="http://schemas.microsoft.com/office/infopath/2007/PartnerControls"/>
   </ds:schemaRefs>
 </ds:datastoreItem>
